--- a/examples/template.docx
+++ b/examples/template.docx
@@ -4,44 +4,34 @@
   <w:body>
     <w:p>
       <w:pPr>
-        <w:spacing w:before="1872" w:after="624" w:line="60" w:lineRule="exact"/>
+        <w:spacing w:before="1872" w:after="624" w:line="60" w:lineRule="atLeast"/>
       </w:pPr>
       <w:r>
         <w:rPr>
           <w:rFonts w:ascii="宋体" w:hAnsi="宋体" w:eastAsia="宋体"/>
           <w:b/>
+          <w:i w:val="0"/>
           <w:sz w:val="48"/>
+          <w:u w:val="none"/>
         </w:rPr>
         <w:t>《示例课程》</w:t>
       </w:r>
     </w:p>
     <w:p>
       <w:pPr>
-        <w:spacing w:line="0" w:lineRule="exact" w:after="5616"/>
+        <w:spacing w:line="0" w:lineRule="atLeast" w:after="5616"/>
         <w:jc w:val="center"/>
       </w:pPr>
       <w:r>
         <w:rPr>
           <w:rFonts w:ascii="宋体" w:hAnsi="宋体" w:eastAsia="宋体"/>
           <w:b/>
+          <w:i w:val="0"/>
           <w:sz w:val="52"/>
+          <w:u w:val="none"/>
         </w:rPr>
         <w:t>课程标准</w:t>
       </w:r>
-    </w:p>
-    <w:p/>
-    <w:p>
-      <w:pPr>
-        <w:sectPr>
-          <w:headerReference w:type="default" r:id="rId9"/>
-          <w:footerReference w:type="default" r:id="rId10"/>
-          <w:pgSz w:w="11909" w:h="16834"/>
-          <w:pgMar w:top="1440" w:right="1800" w:bottom="1440" w:left="1800" w:header="720" w:footer="720" w:gutter="0"/>
-          <w:cols w:space="720"/>
-          <w:titlePg/>
-          <w:docGrid w:linePitch="360"/>
-        </w:sectPr>
-      </w:pPr>
     </w:p>
     <w:p>
       <w:pPr>
@@ -51,13 +41,26 @@
         <w:rPr>
           <w:rFonts w:ascii="宋体" w:hAnsi="宋体" w:eastAsia="宋体"/>
           <w:b/>
+          <w:i w:val="0"/>
           <w:sz w:val="48"/>
+          <w:u w:val="none"/>
         </w:rPr>
         <w:t>目录</w:t>
       </w:r>
     </w:p>
     <w:p>
+      <w:pPr>
+        <w:spacing w:line="360" w:lineRule="auto"/>
+        <w:ind w:firstLine="480"/>
+      </w:pPr>
       <w:r>
+        <w:rPr>
+          <w:rFonts w:ascii="宋体" w:hAnsi="宋体" w:eastAsia="宋体"/>
+          <w:b w:val="0"/>
+          <w:i w:val="0"/>
+          <w:sz w:val="24"/>
+          <w:u w:val="none"/>
+        </w:rPr>
         <w:fldChar w:fldCharType="begin"/>
         <w:instrText> TOC \o "1-3" \h \z \u </w:instrText>
         <w:fldChar w:fldCharType="separate"/>
@@ -66,7 +69,9 @@
         <w:rPr>
           <w:rFonts w:ascii="宋体" w:hAnsi="宋体" w:eastAsia="宋体"/>
           <w:b w:val="0"/>
+          <w:i w:val="0"/>
           <w:sz w:val="24"/>
+          <w:u w:val="none"/>
         </w:rPr>
         <w:t>目录内容</w:t>
         <w:fldChar w:fldCharType="end"/>
@@ -74,78 +79,108 @@
     </w:p>
     <w:p>
       <w:pPr>
-        <w:spacing w:line="480" w:lineRule="auto"/>
+        <w:pStyle w:val="Heading1"/>
+        <w:spacing w:line="600" w:lineRule="auto" w:before="120"/>
+        <w:ind w:firstLine="562"/>
+        <w:jc w:val="left"/>
       </w:pPr>
       <w:r>
         <w:rPr>
           <w:rFonts w:ascii="宋体" w:hAnsi="宋体" w:eastAsia="宋体"/>
           <w:b/>
-          <w:sz w:val="24"/>
+          <w:i w:val="0"/>
+          <w:sz w:val="28"/>
+          <w:u w:val="none"/>
         </w:rPr>
         <w:t>一、课程定位与目标</w:t>
       </w:r>
     </w:p>
     <w:p>
       <w:pPr>
-        <w:spacing w:line="480" w:lineRule="auto"/>
+        <w:pStyle w:val="Heading1"/>
+        <w:spacing w:line="600" w:lineRule="auto" w:before="120"/>
+        <w:ind w:firstLine="562"/>
+        <w:jc w:val="left"/>
       </w:pPr>
       <w:r>
         <w:rPr>
           <w:rFonts w:ascii="宋体" w:hAnsi="宋体" w:eastAsia="宋体"/>
           <w:b/>
-          <w:sz w:val="24"/>
+          <w:i w:val="0"/>
+          <w:sz w:val="28"/>
+          <w:u w:val="none"/>
         </w:rPr>
         <w:t>二、课程结构与内容</w:t>
       </w:r>
     </w:p>
     <w:p>
       <w:pPr>
-        <w:spacing w:line="480" w:lineRule="auto"/>
+        <w:pStyle w:val="Heading1"/>
+        <w:spacing w:line="600" w:lineRule="auto" w:before="120"/>
+        <w:ind w:firstLine="562"/>
+        <w:jc w:val="left"/>
       </w:pPr>
       <w:r>
         <w:rPr>
           <w:rFonts w:ascii="宋体" w:hAnsi="宋体" w:eastAsia="宋体"/>
           <w:b/>
-          <w:sz w:val="24"/>
+          <w:i w:val="0"/>
+          <w:sz w:val="28"/>
+          <w:u w:val="none"/>
         </w:rPr>
         <w:t>三、课程实施与评价</w:t>
       </w:r>
     </w:p>
     <w:p>
       <w:pPr>
-        <w:spacing w:line="480" w:lineRule="auto"/>
+        <w:pStyle w:val="Heading2"/>
+        <w:spacing w:line="360" w:lineRule="auto"/>
+        <w:ind w:firstLine="482"/>
+        <w:jc w:val="left"/>
       </w:pPr>
       <w:r>
         <w:rPr>
           <w:rFonts w:ascii="宋体" w:hAnsi="宋体" w:eastAsia="宋体"/>
-          <w:b w:val="0"/>
+          <w:b/>
+          <w:i w:val="0"/>
           <w:sz w:val="24"/>
+          <w:u w:val="none"/>
         </w:rPr>
         <w:t>（一）课程性质</w:t>
       </w:r>
     </w:p>
     <w:p>
       <w:pPr>
-        <w:spacing w:line="480" w:lineRule="auto"/>
+        <w:pStyle w:val="Heading2"/>
+        <w:spacing w:line="360" w:lineRule="auto"/>
+        <w:ind w:firstLine="482"/>
+        <w:jc w:val="left"/>
       </w:pPr>
       <w:r>
         <w:rPr>
           <w:rFonts w:ascii="宋体" w:hAnsi="宋体" w:eastAsia="宋体"/>
-          <w:b w:val="0"/>
+          <w:b/>
+          <w:i w:val="0"/>
           <w:sz w:val="24"/>
+          <w:u w:val="none"/>
         </w:rPr>
         <w:t>（二）课程目标</w:t>
       </w:r>
     </w:p>
     <w:p>
       <w:pPr>
-        <w:spacing w:line="480" w:lineRule="auto"/>
+        <w:pStyle w:val="Heading2"/>
+        <w:spacing w:line="360" w:lineRule="auto"/>
+        <w:ind w:firstLine="482"/>
+        <w:jc w:val="left"/>
       </w:pPr>
       <w:r>
         <w:rPr>
           <w:rFonts w:ascii="宋体" w:hAnsi="宋体" w:eastAsia="宋体"/>
-          <w:b w:val="0"/>
+          <w:b/>
+          <w:i w:val="0"/>
           <w:sz w:val="24"/>
+          <w:u w:val="none"/>
         </w:rPr>
         <w:t>（三）课程内容</w:t>
       </w:r>
@@ -159,35 +194,45 @@
         <w:rPr>
           <w:rFonts w:ascii="宋体" w:hAnsi="宋体" w:eastAsia="宋体"/>
           <w:b/>
+          <w:i w:val="0"/>
           <w:sz w:val="32"/>
+          <w:u w:val="none"/>
         </w:rPr>
         <w:t>《示例课程》课程标准</w:t>
       </w:r>
     </w:p>
     <w:p>
       <w:pPr>
-        <w:spacing w:line="360" w:lineRule="auto" w:before="120"/>
+        <w:pStyle w:val="Heading1"/>
+        <w:spacing w:line="600" w:lineRule="auto" w:before="120"/>
         <w:ind w:firstLine="562"/>
+        <w:jc w:val="left"/>
       </w:pPr>
       <w:r>
         <w:rPr>
           <w:rFonts w:ascii="宋体" w:hAnsi="宋体" w:eastAsia="宋体"/>
           <w:b/>
+          <w:i w:val="0"/>
           <w:sz w:val="28"/>
+          <w:u w:val="none"/>
         </w:rPr>
         <w:t>一、课程定位与目标</w:t>
       </w:r>
     </w:p>
     <w:p>
       <w:pPr>
+        <w:pStyle w:val="Heading2"/>
         <w:spacing w:line="360" w:lineRule="auto"/>
         <w:ind w:firstLine="482"/>
+        <w:jc w:val="left"/>
       </w:pPr>
       <w:r>
         <w:rPr>
           <w:rFonts w:ascii="宋体" w:hAnsi="宋体" w:eastAsia="宋体"/>
           <w:b/>
+          <w:i w:val="0"/>
           <w:sz w:val="24"/>
+          <w:u w:val="none"/>
         </w:rPr>
         <w:t>（一）课程性质</w:t>
       </w:r>
@@ -201,9 +246,11 @@
         <w:rPr>
           <w:rFonts w:ascii="宋体" w:hAnsi="宋体" w:eastAsia="宋体"/>
           <w:b w:val="0"/>
+          <w:i w:val="0"/>
           <w:sz w:val="24"/>
+          <w:u w:val="none"/>
         </w:rPr>
-        <w:t>本课程是专业核心课程，旨在培养学生的"编程思维"和"实际开发能力"。</w:t>
+        <w:t>本课程是专业核心课程，旨在培养学生的”编程思维”和”实际开发能力”。</w:t>
       </w:r>
     </w:p>
     <w:tbl>
@@ -212,13 +259,14 @@
         <w:tblW w:type="auto" w:w="0"/>
         <w:tblLook w:firstColumn="1" w:firstRow="1" w:lastColumn="0" w:lastRow="0" w:noHBand="0" w:noVBand="1" w:val="04A0"/>
         <w:tblBorders>
-          <w:top w:val="single" w:sz="8" w:space="0" w:color="000000"/>
-          <w:left w:val="single" w:sz="8" w:space="0" w:color="000000"/>
-          <w:bottom w:val="single" w:sz="8" w:space="0" w:color="000000"/>
-          <w:right w:val="single" w:sz="8" w:space="0" w:color="000000"/>
-          <w:insideH w:val="single" w:sz="8" w:space="0" w:color="000000"/>
-          <w:insideV w:val="single" w:sz="8" w:space="0" w:color="000000"/>
+          <w:top w:val="single" w:sz="4" w:space="0" w:color="auto"/>
+          <w:left w:val="single" w:sz="4" w:space="0" w:color="auto"/>
+          <w:bottom w:val="single" w:sz="4" w:space="0" w:color="auto"/>
+          <w:right w:val="single" w:sz="4" w:space="0" w:color="auto"/>
+          <w:insideH w:val="single" w:sz="4" w:space="0" w:color="auto"/>
+          <w:insideV w:val="single" w:sz="4" w:space="0" w:color="auto"/>
         </w:tblBorders>
+        <w:jc w:val="center"/>
       </w:tblPr>
       <w:tblGrid>
         <w:gridCol w:w="2990"/>
@@ -238,7 +286,9 @@
               <w:rPr>
                 <w:rFonts w:ascii="宋体" w:hAnsi="宋体" w:eastAsia="宋体"/>
                 <w:b/>
+                <w:i w:val="0"/>
                 <w:sz w:val="24"/>
+                <w:u w:val="none"/>
               </w:rPr>
               <w:t>序号</w:t>
             </w:r>
@@ -256,7 +306,9 @@
               <w:rPr>
                 <w:rFonts w:ascii="宋体" w:hAnsi="宋体" w:eastAsia="宋体"/>
                 <w:b/>
+                <w:i w:val="0"/>
                 <w:sz w:val="24"/>
+                <w:u w:val="none"/>
               </w:rPr>
               <w:t>项目</w:t>
             </w:r>
@@ -274,7 +326,9 @@
               <w:rPr>
                 <w:rFonts w:ascii="宋体" w:hAnsi="宋体" w:eastAsia="宋体"/>
                 <w:b/>
+                <w:i w:val="0"/>
                 <w:sz w:val="24"/>
+                <w:u w:val="none"/>
               </w:rPr>
               <w:t>内容</w:t>
             </w:r>
@@ -291,7 +345,9 @@
               <w:rPr>
                 <w:rFonts w:ascii="宋体" w:hAnsi="宋体" w:eastAsia="宋体"/>
                 <w:b w:val="0"/>
+                <w:i w:val="0"/>
                 <w:sz w:val="24"/>
+                <w:u w:val="none"/>
               </w:rPr>
               <w:t>1</w:t>
             </w:r>
@@ -306,7 +362,9 @@
               <w:rPr>
                 <w:rFonts w:ascii="宋体" w:hAnsi="宋体" w:eastAsia="宋体"/>
                 <w:b w:val="0"/>
+                <w:i w:val="0"/>
                 <w:sz w:val="24"/>
+                <w:u w:val="none"/>
               </w:rPr>
               <w:t>课程名称</w:t>
             </w:r>
@@ -321,7 +379,9 @@
               <w:rPr>
                 <w:rFonts w:ascii="宋体" w:hAnsi="宋体" w:eastAsia="宋体"/>
                 <w:b w:val="0"/>
+                <w:i w:val="0"/>
                 <w:sz w:val="24"/>
+                <w:u w:val="none"/>
               </w:rPr>
               <w:t>示例课程</w:t>
             </w:r>
@@ -338,7 +398,9 @@
               <w:rPr>
                 <w:rFonts w:ascii="宋体" w:hAnsi="宋体" w:eastAsia="宋体"/>
                 <w:b w:val="0"/>
+                <w:i w:val="0"/>
                 <w:sz w:val="24"/>
+                <w:u w:val="none"/>
               </w:rPr>
               <w:t>2</w:t>
             </w:r>
@@ -353,7 +415,9 @@
               <w:rPr>
                 <w:rFonts w:ascii="宋体" w:hAnsi="宋体" w:eastAsia="宋体"/>
                 <w:b w:val="0"/>
+                <w:i w:val="0"/>
                 <w:sz w:val="24"/>
+                <w:u w:val="none"/>
               </w:rPr>
               <w:t>学时</w:t>
             </w:r>
@@ -368,7 +432,9 @@
               <w:rPr>
                 <w:rFonts w:ascii="宋体" w:hAnsi="宋体" w:eastAsia="宋体"/>
                 <w:b w:val="0"/>
+                <w:i w:val="0"/>
                 <w:sz w:val="24"/>
+                <w:u w:val="none"/>
               </w:rPr>
               <w:t>64</w:t>
             </w:r>
